--- a/El_Nino_report_restructured.docx
+++ b/El_Nino_report_restructured.docx
@@ -225,12 +225,7 @@
     </w:p>
     <w:p>
       <w:pPr>
-        <w:pBdr>
-          <w:top w:val="dashed" w:color="8C8C8C" w:sz="6" w:space="12"/>
-          <w:bottom w:val="dashed" w:color="8C8C8C" w:sz="6" w:space="12"/>
-        </w:pBdr>
-        <w:spacing w:after="60" w:before="60" w:line="480"/>
-        <w:jc w:val="center"/>
+        <w:spacing w:after="120" w:before="40"/>
       </w:pPr>
       <w:r>
         <w:rPr>
@@ -241,7 +236,7 @@
           <w:sz w:val="18"/>
           <w:szCs w:val="18"/>
         </w:rPr>
-        <w:t xml:space="preserve">▢  Insert existing “Impact of El Niño across the world” chart here</w:t>
+        <w:t xml:space="preserve">(chart)</w:t>
       </w:r>
     </w:p>
     <w:p>
@@ -337,12 +332,7 @@
     </w:p>
     <w:p>
       <w:pPr>
-        <w:pBdr>
-          <w:top w:val="dashed" w:color="8C8C8C" w:sz="6" w:space="12"/>
-          <w:bottom w:val="dashed" w:color="8C8C8C" w:sz="6" w:space="12"/>
-        </w:pBdr>
-        <w:spacing w:after="60" w:before="60" w:line="480"/>
-        <w:jc w:val="center"/>
+        <w:spacing w:after="120" w:before="40"/>
       </w:pPr>
       <w:r>
         <w:rPr>
@@ -353,7 +343,7 @@
           <w:sz w:val="18"/>
           <w:szCs w:val="18"/>
         </w:rPr>
-        <w:t xml:space="preserve">▢  Insert existing “Colombia and Brazil still carry the highest policy rates” chart here</w:t>
+        <w:t xml:space="preserve">(chart)</w:t>
       </w:r>
     </w:p>
     <w:p>
@@ -595,12 +585,7 @@
     </w:p>
     <w:p>
       <w:pPr>
-        <w:pBdr>
-          <w:top w:val="dashed" w:color="8C8C8C" w:sz="6" w:space="12"/>
-          <w:bottom w:val="dashed" w:color="8C8C8C" w:sz="6" w:space="12"/>
-        </w:pBdr>
-        <w:spacing w:after="60" w:before="60" w:line="480"/>
-        <w:jc w:val="center"/>
+        <w:spacing w:after="120" w:before="40"/>
       </w:pPr>
       <w:r>
         <w:rPr>
@@ -611,7 +596,7 @@
           <w:sz w:val="18"/>
           <w:szCs w:val="18"/>
         </w:rPr>
-        <w:t xml:space="preserve">▢  Insert existing “Inflation risks in Peru, Colombia and Brazil are the most pressing” chart here</w:t>
+        <w:t xml:space="preserve">(chart)</w:t>
       </w:r>
     </w:p>
     <w:p>
@@ -843,48 +828,18 @@
     </w:p>
     <w:p>
       <w:pPr>
-        <w:spacing w:after="20"/>
-        <w:jc w:val="center"/>
-      </w:pPr>
-      <w:r>
-        <w:drawing>
-          <wp:inline distT="0" distB="0" distL="0" distR="0">
-            <wp:extent cx="5715000" cy="3971925"/>
-            <wp:effectExtent t="0" r="0" b="0" l="0"/>
-            <wp:docPr id="1" name="ExposureChart" descr="Quadrant chart of Latin American countries by El Niño exposure and fiscal fragility" title="Exposure vs fiscal fragility"/>
-            <wp:cNvGraphicFramePr>
-              <a:graphicFrameLocks xmlns:a="http://schemas.openxmlformats.org/drawingml/2006/main" noChangeAspect="1"/>
-            </wp:cNvGraphicFramePr>
-            <a:graphic xmlns:a="http://schemas.openxmlformats.org/drawingml/2006/main">
-              <a:graphicData uri="http://schemas.openxmlformats.org/drawingml/2006/picture">
-                <pic:pic xmlns:pic="http://schemas.openxmlformats.org/drawingml/2006/picture">
-                  <pic:nvPicPr>
-                    <pic:cNvPr id="0" name="" descr=""/>
-                    <pic:cNvPicPr>
-                      <a:picLocks noChangeAspect="1" noChangeArrowheads="1"/>
-                    </pic:cNvPicPr>
-                  </pic:nvPicPr>
-                  <pic:blipFill>
-                    <a:blip r:embed="rId9" cstate="none"/>
-                    <a:srcRect/>
-                    <a:stretch>
-                      <a:fillRect/>
-                    </a:stretch>
-                  </pic:blipFill>
-                  <pic:spPr bwMode="auto">
-                    <a:xfrm>
-                      <a:off x="0" y="0"/>
-                      <a:ext cx="5715000" cy="3971925"/>
-                    </a:xfrm>
-                    <a:prstGeom prst="rect">
-                      <a:avLst/>
-                    </a:prstGeom>
-                  </pic:spPr>
-                </pic:pic>
-              </a:graphicData>
-            </a:graphic>
-          </wp:inline>
-        </w:drawing>
+        <w:spacing w:after="120" w:before="40"/>
+      </w:pPr>
+      <w:r>
+        <w:rPr>
+          <w:rFonts w:ascii="Arial" w:cs="Arial" w:eastAsia="Arial" w:hAnsi="Arial"/>
+          <w:i/>
+          <w:iCs/>
+          <w:color w:val="8C8C8C"/>
+          <w:sz w:val="18"/>
+          <w:szCs w:val="18"/>
+        </w:rPr>
+        <w:t xml:space="preserve">(chart)</w:t>
       </w:r>
     </w:p>
     <w:p>
